--- a/_print_az/phoenix-era_az.docx
+++ b/_print_az/phoenix-era_az.docx
@@ -3688,7 +3688,7 @@
     </w:p>
     <w:p>
       <w:r>
-        <w:t>Telefon susdu. Ekranda son mesaj asılı qalmışdı: "Məryəm, iş tap. Mən daha dözə bilmirəm". O, sözlərə baxdı. Onlar tərpənmirdi. Dəyişmirdi. Sadəcə asılı qalmışdı. Hökm kimi.İki ay keçdiMəryəm Antonu xilas etməyi dayandırandan sonra mənzilin boşluğu vurnuxurdu. Özünü istifadə olunmuş hiss edirdi.İlk üç həftəO, dostlarına zəng etməyə başladı. Hal-əhval tutmaq üçün yox. Dilənmək üçün.Dostlar pul göndərir, ərzaq gətirirdi. Məryəm özünü onların günahkarlıq hissini idarə edən kraliça kimi hiss edirdi. O,</w:t>
+        <w:t>Telefon susdu. Ekranda son mesaj asılı qalmışdı: "Məryəm, iş tap. Mən daha dözə bilmirəm". O, sözlərə baxdı. Onlar tərpənmirdi. Dəyişmirdi. Sadəcə asılı qalmışdı. Hökm kimi. İki ay keçdiMəryəm Antonu xilas etməyi dayandırandan sonra mənzilin boşluğu vurnuxurdu. Özünü istifadə olunmuş hiss edirdi. İlk üç həftəO, dostlarına zəng etməyə başladı. Hal-əhval tutmaq üçün yox. Dilənmək üçün.Dostlar pul göndərir, ərzaq gətirirdi. Məryəm özünü onların günahkarlıq hissini idarə edən kraliça kimi hiss edirdi. O,</w:t>
       </w:r>
     </w:p>
     <w:p>
@@ -6103,7 +6103,7 @@
     </w:p>
     <w:p>
       <w:r>
-        <w:t>Bayramov Ə.S., Əlizadə Ə.A. - Psixologiya. (Ali məktəblər üçün dərslik).Əmrəhli L.Ş. - Psixologiyanın metodoloji problemləri.Əlizadə Ə.A. - Müasir Azərbaycan məktəbinin psixoloji problemləri.Vəliyev M.V., Mustafayev Ə.M. - Psixologiya.Qasımova L.N., Mahmudov R.M. - Pedaqoji psixologiya.Paşayev Ə.X. - Sosial psixologiya.Əliyev B.Q. - Psixologiya: ali məktəblər üçün dərslik.Cəbbarov R.V. - Yaş psixologiyası və inkişaf psixologiyası.</w:t>
+        <w:t>Bayramov Ə.S., Əlizadə Ə.A. - Psixologiya. (Ali məktəblər üçün dərslik).Əmrəhli L.Ş. - Psixologiyanın metodoloji problemləri. Əlizadə Ə.A. - Müasir Azərbaycan məktəbinin psixoloji problemləri.Vəliyev M.V., Mustafayev Ə.M. - Psixologiya.Qasımova L.N., Mahmudov R.M. - Pedaqoji psixologiya.Paşayev Ə.X. - Sosial psixologiya. Əliyev B.Q. - Psixologiya: ali məktəblər üçün dərslik.Cəbbarov R.V. - Yaş psixologiyası və inkişaf psixologiyası.</w:t>
       </w:r>
     </w:p>
     <w:p>
